--- a/papers/Supp_cholera_outbreak_modeling_1Oct2025.docx
+++ b/papers/Supp_cholera_outbreak_modeling_1Oct2025.docx
@@ -4418,8 +4418,8 @@
           <w:color w:val="auto"/>
         </w:rPr>
       </w:pPr>
-      <w:bookmarkStart w:id="7" w:name="_Toc184920091"/>
-      <w:bookmarkStart w:id="8" w:name="_Toc208578224"/>
+      <w:bookmarkStart w:id="7" w:name="_Toc208578224"/>
+      <w:bookmarkStart w:id="8" w:name="_Toc184920091"/>
       <w:r>
         <w:rPr>
           <w:color w:val="auto"/>
@@ -4427,7 +4427,7 @@
         <w:lastRenderedPageBreak/>
         <w:t>Figure S1.</w:t>
       </w:r>
-      <w:bookmarkEnd w:id="8"/>
+      <w:bookmarkEnd w:id="7"/>
       <w:r>
         <w:rPr>
           <w:color w:val="auto"/>
@@ -4472,7 +4472,7 @@
         </w:rPr>
         <w:t>3</w:t>
       </w:r>
-      <w:bookmarkEnd w:id="7"/>
+      <w:bookmarkEnd w:id="8"/>
       <w:r>
         <w:fldChar w:fldCharType="end"/>
       </w:r>
@@ -4585,8 +4585,8 @@
       </w:pPr>
       <w:bookmarkStart w:id="9" w:name="_Toc184911568"/>
       <w:bookmarkStart w:id="10" w:name="_Toc184920092"/>
-      <w:bookmarkStart w:id="11" w:name="_Toc184911566"/>
-      <w:bookmarkStart w:id="12" w:name="_Toc208578225"/>
+      <w:bookmarkStart w:id="11" w:name="_Toc208578225"/>
+      <w:bookmarkStart w:id="12" w:name="_Toc184911566"/>
       <w:r>
         <w:rPr>
           <w:rFonts w:cs="Arial"/>
@@ -4597,7 +4597,7 @@
       </w:r>
       <w:bookmarkEnd w:id="9"/>
       <w:bookmarkEnd w:id="10"/>
-      <w:bookmarkEnd w:id="12"/>
+      <w:bookmarkEnd w:id="11"/>
     </w:p>
     <w:p>
       <w:r>
@@ -4729,7 +4729,7 @@
       <w:bookmarkStart w:id="13" w:name="_Toc184911570"/>
       <w:bookmarkStart w:id="14" w:name="_Toc184920098"/>
       <w:bookmarkStart w:id="15" w:name="_Toc208578226"/>
-      <w:bookmarkEnd w:id="11"/>
+      <w:bookmarkEnd w:id="12"/>
       <w:r>
         <w:rPr>
           <w:rFonts w:cs="Arial"/>
@@ -12705,8 +12705,8 @@
           <w:color w:val="auto"/>
         </w:rPr>
       </w:pPr>
-      <w:bookmarkStart w:id="27" w:name="_Hlk201136398"/>
-      <w:bookmarkStart w:id="28" w:name="_Toc208578234"/>
+      <w:bookmarkStart w:id="27" w:name="_Toc208578234"/>
+      <w:bookmarkStart w:id="28" w:name="_Hlk201136398"/>
       <w:r>
         <w:rPr>
           <w:color w:val="auto"/>
@@ -12721,7 +12721,7 @@
         </w:rPr>
         <w:t>2</w:t>
       </w:r>
-      <w:bookmarkEnd w:id="28"/>
+      <w:bookmarkEnd w:id="27"/>
     </w:p>
     <w:p>
       <w:pPr>
@@ -18607,7 +18607,7 @@
           </w:p>
         </w:tc>
       </w:tr>
-      <w:bookmarkEnd w:id="27"/>
+      <w:bookmarkEnd w:id="28"/>
     </w:tbl>
     <w:p>
       <w:pPr>
@@ -18831,7 +18831,7 @@
     <w:p>
       <w:pPr>
         <w:rPr>
-          <w:rFonts w:ascii="Aptos" w:hAnsi="Aptos" w:cs="Aptos" w:hint="eastAsia"/>
+          <w:rFonts w:ascii="Aptos" w:hAnsi="Aptos" w:cs="Aptos"/>
         </w:rPr>
       </w:pPr>
       <w:r>
@@ -18948,17 +18948,17 @@
               <w:spacing w:line="240" w:lineRule="auto"/>
               <w:jc w:val="center"/>
               <w:rPr>
+                <w:rFonts w:eastAsiaTheme="majorEastAsia" w:cs="Arial"/>
+                <w:sz w:val="18"/>
+                <w:szCs w:val="18"/>
+              </w:rPr>
+            </w:pPr>
+            <w:r>
+              <w:rPr>
                 <w:rFonts w:eastAsiaTheme="majorEastAsia" w:cs="Arial" w:hint="eastAsia"/>
                 <w:sz w:val="18"/>
                 <w:szCs w:val="18"/>
               </w:rPr>
-            </w:pPr>
-            <w:r>
-              <w:rPr>
-                <w:rFonts w:eastAsiaTheme="majorEastAsia" w:cs="Arial" w:hint="eastAsia"/>
-                <w:sz w:val="18"/>
-                <w:szCs w:val="18"/>
-              </w:rPr>
               <w:t>Outbreak data</w:t>
             </w:r>
           </w:p>
@@ -19003,7 +19003,7 @@
               <w:spacing w:line="240" w:lineRule="auto"/>
               <w:jc w:val="center"/>
               <w:rPr>
-                <w:rFonts w:eastAsiaTheme="majorEastAsia" w:cs="Arial" w:hint="eastAsia"/>
+                <w:rFonts w:eastAsiaTheme="majorEastAsia" w:cs="Arial"/>
                 <w:sz w:val="20"/>
                 <w:szCs w:val="20"/>
               </w:rPr>
@@ -19296,7 +19296,7 @@
               <w:spacing w:line="240" w:lineRule="auto"/>
               <w:jc w:val="center"/>
               <w:rPr>
-                <w:rFonts w:eastAsiaTheme="majorEastAsia" w:cs="Arial" w:hint="eastAsia"/>
+                <w:rFonts w:eastAsiaTheme="majorEastAsia" w:cs="Arial"/>
                 <w:sz w:val="18"/>
                 <w:szCs w:val="18"/>
               </w:rPr>
@@ -23498,7 +23498,7 @@
               <w:spacing w:line="240" w:lineRule="auto"/>
               <w:jc w:val="center"/>
               <w:rPr>
-                <w:rFonts w:eastAsiaTheme="majorEastAsia" w:hint="eastAsia"/>
+                <w:rFonts w:eastAsiaTheme="majorEastAsia"/>
                 <w:sz w:val="18"/>
                 <w:szCs w:val="18"/>
               </w:rPr>
@@ -27778,7 +27778,7 @@
               <w:spacing w:line="240" w:lineRule="auto"/>
               <w:jc w:val="center"/>
               <w:rPr>
-                <w:rFonts w:eastAsiaTheme="majorEastAsia" w:hint="eastAsia"/>
+                <w:rFonts w:eastAsiaTheme="majorEastAsia"/>
                 <w:sz w:val="18"/>
                 <w:szCs w:val="18"/>
               </w:rPr>
@@ -32061,7 +32061,7 @@
               <w:spacing w:line="240" w:lineRule="auto"/>
               <w:jc w:val="center"/>
               <w:rPr>
-                <w:rFonts w:eastAsiaTheme="majorEastAsia" w:hint="eastAsia"/>
+                <w:rFonts w:eastAsiaTheme="majorEastAsia"/>
                 <w:sz w:val="18"/>
                 <w:szCs w:val="18"/>
               </w:rPr>
@@ -36383,8 +36383,8 @@
       </w:pPr>
       <w:bookmarkStart w:id="36" w:name="_Toc184920093"/>
       <w:bookmarkStart w:id="37" w:name="_Toc191389135"/>
-      <w:bookmarkStart w:id="38" w:name="_Toc184920096"/>
-      <w:bookmarkStart w:id="39" w:name="_Toc208578237"/>
+      <w:bookmarkStart w:id="38" w:name="_Toc208578237"/>
+      <w:bookmarkStart w:id="39" w:name="_Toc184920096"/>
       <w:bookmarkEnd w:id="35"/>
       <w:r>
         <w:rPr>
@@ -36410,7 +36410,7 @@
       </w:r>
       <w:bookmarkEnd w:id="36"/>
       <w:bookmarkEnd w:id="37"/>
-      <w:bookmarkEnd w:id="39"/>
+      <w:bookmarkEnd w:id="38"/>
     </w:p>
     <w:p>
       <w:r>
@@ -41146,8 +41146,8 @@
         </w:rPr>
       </w:pPr>
       <w:bookmarkStart w:id="41" w:name="_Toc191389136"/>
-      <w:bookmarkStart w:id="42" w:name="_Toc184920094"/>
-      <w:bookmarkStart w:id="43" w:name="_Toc208578238"/>
+      <w:bookmarkStart w:id="42" w:name="_Toc208578238"/>
+      <w:bookmarkStart w:id="43" w:name="_Toc184920094"/>
       <w:r>
         <w:rPr>
           <w:color w:val="auto"/>
@@ -41162,7 +41162,7 @@
         </w:rPr>
         <w:t>5</w:t>
       </w:r>
-      <w:bookmarkEnd w:id="43"/>
+      <w:bookmarkEnd w:id="42"/>
       <w:r>
         <w:rPr>
           <w:color w:val="auto"/>
@@ -41182,7 +41182,7 @@
       <w:r>
         <w:t xml:space="preserve"> states are additionally modeled with two compartments to model the Erlang-distributed residence times.</w:t>
       </w:r>
-      <w:bookmarkEnd w:id="42"/>
+      <w:bookmarkEnd w:id="43"/>
     </w:p>
     <w:p>
       <w:pPr>
@@ -42188,7 +42188,7 @@
         </w:rPr>
         <w:t>.</w:t>
       </w:r>
-      <w:bookmarkEnd w:id="38"/>
+      <w:bookmarkEnd w:id="39"/>
       <w:r>
         <w:t xml:space="preserve"> </w:t>
       </w:r>
@@ -42454,17 +42454,17 @@
               <w:spacing w:line="240" w:lineRule="auto"/>
               <w:jc w:val="center"/>
               <w:rPr>
+                <w:rFonts w:cs="Arial"/>
+                <w:sz w:val="20"/>
+                <w:szCs w:val="20"/>
+              </w:rPr>
+            </w:pPr>
+            <w:r>
+              <w:rPr>
                 <w:rFonts w:cs="Arial" w:hint="eastAsia"/>
                 <w:sz w:val="20"/>
                 <w:szCs w:val="20"/>
               </w:rPr>
-            </w:pPr>
-            <w:r>
-              <w:rPr>
-                <w:rFonts w:cs="Arial" w:hint="eastAsia"/>
-                <w:sz w:val="20"/>
-                <w:szCs w:val="20"/>
-              </w:rPr>
               <w:t>Vaccine coverage</w:t>
             </w:r>
           </w:p>
@@ -42482,7 +42482,7 @@
               <w:spacing w:line="240" w:lineRule="auto"/>
               <w:jc w:val="center"/>
               <w:rPr>
-                <w:rFonts w:cs="Arial" w:hint="eastAsia"/>
+                <w:rFonts w:cs="Arial"/>
                 <w:sz w:val="20"/>
                 <w:szCs w:val="20"/>
               </w:rPr>
@@ -42792,7 +42792,7 @@
               <w:spacing w:line="240" w:lineRule="auto"/>
               <w:jc w:val="center"/>
               <w:rPr>
-                <w:rFonts w:cs="Arial" w:hint="eastAsia"/>
+                <w:rFonts w:cs="Arial"/>
                 <w:sz w:val="20"/>
                 <w:szCs w:val="20"/>
               </w:rPr>
@@ -42822,7 +42822,6 @@
               <w:spacing w:line="240" w:lineRule="auto"/>
               <w:jc w:val="center"/>
               <w:rPr>
-                <w:rFonts w:hint="eastAsia"/>
                 <w:sz w:val="20"/>
                 <w:szCs w:val="20"/>
               </w:rPr>
@@ -43147,7 +43146,6 @@
               <w:spacing w:line="240" w:lineRule="auto"/>
               <w:jc w:val="center"/>
               <w:rPr>
-                <w:rFonts w:hint="eastAsia"/>
                 <w:sz w:val="20"/>
                 <w:szCs w:val="20"/>
               </w:rPr>
@@ -43472,7 +43470,6 @@
               <w:spacing w:line="240" w:lineRule="auto"/>
               <w:jc w:val="center"/>
               <w:rPr>
-                <w:rFonts w:hint="eastAsia"/>
                 <w:sz w:val="20"/>
                 <w:szCs w:val="20"/>
               </w:rPr>
@@ -43797,7 +43794,6 @@
               <w:spacing w:line="240" w:lineRule="auto"/>
               <w:jc w:val="center"/>
               <w:rPr>
-                <w:rFonts w:hint="eastAsia"/>
                 <w:sz w:val="20"/>
                 <w:szCs w:val="20"/>
               </w:rPr>
@@ -44094,7 +44090,7 @@
               <w:spacing w:line="240" w:lineRule="auto"/>
               <w:jc w:val="center"/>
               <w:rPr>
-                <w:rFonts w:cs="Arial" w:hint="eastAsia"/>
+                <w:rFonts w:cs="Arial"/>
                 <w:sz w:val="20"/>
                 <w:szCs w:val="20"/>
               </w:rPr>
@@ -44124,7 +44120,6 @@
               <w:spacing w:line="240" w:lineRule="auto"/>
               <w:jc w:val="center"/>
               <w:rPr>
-                <w:rFonts w:hint="eastAsia"/>
                 <w:sz w:val="20"/>
                 <w:szCs w:val="20"/>
               </w:rPr>
@@ -44443,7 +44438,6 @@
               <w:spacing w:line="240" w:lineRule="auto"/>
               <w:jc w:val="center"/>
               <w:rPr>
-                <w:rFonts w:hint="eastAsia"/>
                 <w:sz w:val="20"/>
                 <w:szCs w:val="20"/>
               </w:rPr>
@@ -44762,7 +44756,6 @@
               <w:spacing w:line="240" w:lineRule="auto"/>
               <w:jc w:val="center"/>
               <w:rPr>
-                <w:rFonts w:hint="eastAsia"/>
                 <w:sz w:val="20"/>
                 <w:szCs w:val="20"/>
               </w:rPr>
@@ -45081,7 +45074,6 @@
               <w:spacing w:line="240" w:lineRule="auto"/>
               <w:jc w:val="center"/>
               <w:rPr>
-                <w:rFonts w:hint="eastAsia"/>
                 <w:sz w:val="20"/>
                 <w:szCs w:val="20"/>
               </w:rPr>
@@ -45378,7 +45370,7 @@
               <w:spacing w:line="240" w:lineRule="auto"/>
               <w:jc w:val="center"/>
               <w:rPr>
-                <w:rFonts w:cs="Arial" w:hint="eastAsia"/>
+                <w:rFonts w:cs="Arial"/>
                 <w:sz w:val="20"/>
                 <w:szCs w:val="20"/>
               </w:rPr>
@@ -45408,7 +45400,6 @@
               <w:spacing w:line="240" w:lineRule="auto"/>
               <w:jc w:val="center"/>
               <w:rPr>
-                <w:rFonts w:hint="eastAsia"/>
                 <w:sz w:val="20"/>
                 <w:szCs w:val="20"/>
               </w:rPr>
@@ -45727,7 +45718,6 @@
               <w:spacing w:line="240" w:lineRule="auto"/>
               <w:jc w:val="center"/>
               <w:rPr>
-                <w:rFonts w:hint="eastAsia"/>
                 <w:sz w:val="20"/>
                 <w:szCs w:val="20"/>
               </w:rPr>
@@ -46046,7 +46036,6 @@
               <w:spacing w:line="240" w:lineRule="auto"/>
               <w:jc w:val="center"/>
               <w:rPr>
-                <w:rFonts w:hint="eastAsia"/>
                 <w:sz w:val="20"/>
                 <w:szCs w:val="20"/>
               </w:rPr>
@@ -46365,7 +46354,6 @@
               <w:spacing w:line="240" w:lineRule="auto"/>
               <w:jc w:val="center"/>
               <w:rPr>
-                <w:rFonts w:hint="eastAsia"/>
                 <w:sz w:val="20"/>
                 <w:szCs w:val="20"/>
               </w:rPr>
